--- a/Practical-4/Practical-4(WDF).docx
+++ b/Practical-4/Practical-4(WDF).docx
@@ -105,7 +105,6 @@
         <w:t xml:space="preserve">Add dynamic UI components such as collapsible FAQ, modal </w:t>
       </w:r>
       <w:proofErr w:type="spellStart"/>
-      <w:proofErr w:type="gramStart"/>
       <w:r>
         <w:rPr>
           <w:rFonts w:ascii="Times New Roman" w:eastAsiaTheme="minorEastAsia" w:hAnsi="Times New Roman" w:cs="Times New Roman"/>
@@ -118,7 +117,6 @@
         <w:t>popup,image</w:t>
       </w:r>
       <w:proofErr w:type="spellEnd"/>
-      <w:proofErr w:type="gramEnd"/>
       <w:r>
         <w:rPr>
           <w:rFonts w:ascii="Times New Roman" w:eastAsiaTheme="minorEastAsia" w:hAnsi="Times New Roman" w:cs="Times New Roman"/>
@@ -259,7 +257,6 @@
         </w:rPr>
       </w:pPr>
       <w:proofErr w:type="spellStart"/>
-      <w:proofErr w:type="gramStart"/>
       <w:r>
         <w:rPr>
           <w:bCs/>
@@ -267,7 +264,6 @@
         <w:t>document.getElementById</w:t>
       </w:r>
       <w:proofErr w:type="spellEnd"/>
-      <w:proofErr w:type="gramEnd"/>
       <w:r>
         <w:rPr>
           <w:bCs/>
@@ -286,7 +282,6 @@
         </w:rPr>
       </w:pPr>
       <w:proofErr w:type="spellStart"/>
-      <w:proofErr w:type="gramStart"/>
       <w:r>
         <w:rPr>
           <w:bCs/>
@@ -294,7 +289,6 @@
         <w:t>document.querySelector</w:t>
       </w:r>
       <w:proofErr w:type="spellEnd"/>
-      <w:proofErr w:type="gramEnd"/>
       <w:r>
         <w:rPr>
           <w:bCs/>
@@ -313,7 +307,6 @@
         </w:rPr>
       </w:pPr>
       <w:proofErr w:type="spellStart"/>
-      <w:proofErr w:type="gramStart"/>
       <w:r>
         <w:rPr>
           <w:bCs/>
@@ -321,7 +314,6 @@
         <w:t>document.querySelectorAll</w:t>
       </w:r>
       <w:proofErr w:type="spellEnd"/>
-      <w:proofErr w:type="gramEnd"/>
       <w:r>
         <w:rPr>
           <w:bCs/>
@@ -352,7 +344,6 @@
           <w:bCs/>
         </w:rPr>
       </w:pPr>
-      <w:proofErr w:type="gramStart"/>
       <w:r>
         <w:rPr>
           <w:bCs/>
@@ -367,7 +358,6 @@
         <w:t>textContent</w:t>
       </w:r>
       <w:proofErr w:type="spellEnd"/>
-      <w:proofErr w:type="gramEnd"/>
       <w:r>
         <w:rPr>
           <w:bCs/>
@@ -385,19 +375,11 @@
           <w:bCs/>
         </w:rPr>
       </w:pPr>
-      <w:proofErr w:type="gramStart"/>
-      <w:r>
-        <w:rPr>
-          <w:bCs/>
-        </w:rPr>
-        <w:t>.style</w:t>
-      </w:r>
-      <w:proofErr w:type="gramEnd"/>
-      <w:r>
-        <w:rPr>
-          <w:bCs/>
-        </w:rPr>
-        <w:t xml:space="preserve"> → changes CSS styles. </w:t>
+      <w:r>
+        <w:rPr>
+          <w:bCs/>
+        </w:rPr>
+        <w:t xml:space="preserve">.style → changes CSS styles. </w:t>
       </w:r>
     </w:p>
     <w:p>
@@ -410,7 +392,6 @@
           <w:bCs/>
         </w:rPr>
       </w:pPr>
-      <w:proofErr w:type="gramStart"/>
       <w:r>
         <w:rPr>
           <w:bCs/>
@@ -425,7 +406,6 @@
         <w:t>classList.add</w:t>
       </w:r>
       <w:proofErr w:type="spellEnd"/>
-      <w:proofErr w:type="gramEnd"/>
       <w:r>
         <w:rPr>
           <w:bCs/>
@@ -443,7 +423,6 @@
           <w:bCs/>
         </w:rPr>
       </w:pPr>
-      <w:proofErr w:type="gramStart"/>
       <w:r>
         <w:rPr>
           <w:bCs/>
@@ -458,7 +437,6 @@
         <w:t>classList.remove</w:t>
       </w:r>
       <w:proofErr w:type="spellEnd"/>
-      <w:proofErr w:type="gramEnd"/>
       <w:r>
         <w:rPr>
           <w:bCs/>
@@ -476,7 +454,6 @@
           <w:bCs/>
         </w:rPr>
       </w:pPr>
-      <w:proofErr w:type="gramStart"/>
       <w:r>
         <w:rPr>
           <w:bCs/>
@@ -491,7 +468,6 @@
         <w:t>classList.toggle</w:t>
       </w:r>
       <w:proofErr w:type="spellEnd"/>
-      <w:proofErr w:type="gramEnd"/>
       <w:r>
         <w:rPr>
           <w:bCs/>
@@ -509,7 +485,6 @@
           <w:bCs/>
         </w:rPr>
       </w:pPr>
-      <w:proofErr w:type="gramStart"/>
       <w:r>
         <w:rPr>
           <w:bCs/>
@@ -524,7 +499,6 @@
         <w:t>classList.contains</w:t>
       </w:r>
       <w:proofErr w:type="spellEnd"/>
-      <w:proofErr w:type="gramEnd"/>
       <w:r>
         <w:rPr>
           <w:bCs/>
@@ -637,7 +611,6 @@
         </w:rPr>
       </w:pPr>
       <w:proofErr w:type="spellStart"/>
-      <w:proofErr w:type="gramStart"/>
       <w:r>
         <w:rPr>
           <w:bCs/>
@@ -645,26 +618,11 @@
         <w:t>element.addEventListener</w:t>
       </w:r>
       <w:proofErr w:type="spellEnd"/>
-      <w:proofErr w:type="gramEnd"/>
-      <w:r>
-        <w:rPr>
-          <w:bCs/>
-        </w:rPr>
-        <w:t xml:space="preserve">("click", </w:t>
-      </w:r>
-      <w:proofErr w:type="gramStart"/>
-      <w:r>
-        <w:rPr>
-          <w:bCs/>
-        </w:rPr>
-        <w:t>function(</w:t>
-      </w:r>
-      <w:proofErr w:type="gramEnd"/>
-      <w:r>
-        <w:rPr>
-          <w:bCs/>
-        </w:rPr>
-        <w:t>) {</w:t>
+      <w:r>
+        <w:rPr>
+          <w:bCs/>
+        </w:rPr>
+        <w:t>("click", function() {</w:t>
       </w:r>
     </w:p>
     <w:p>
@@ -1055,6 +1013,7 @@
       <w:r>
         <w:rPr>
           <w:bCs/>
+          <w:noProof/>
         </w:rPr>
         <w:drawing>
           <wp:inline distT="0" distB="0" distL="0" distR="0" wp14:anchorId="6EA07129" wp14:editId="71A7CE97">
@@ -1122,6 +1081,7 @@
       <w:r>
         <w:rPr>
           <w:bCs/>
+          <w:noProof/>
         </w:rPr>
         <w:drawing>
           <wp:inline distT="0" distB="0" distL="0" distR="0" wp14:anchorId="299512C0" wp14:editId="5D303717">
@@ -1195,6 +1155,7 @@
       <w:r>
         <w:rPr>
           <w:bCs/>
+          <w:noProof/>
         </w:rPr>
         <w:drawing>
           <wp:inline distT="0" distB="0" distL="0" distR="0" wp14:anchorId="59BF835F" wp14:editId="3C9E4891">
@@ -1250,30 +1211,19 @@
         <w:rPr>
           <w:bCs/>
         </w:rPr>
-        <w:t xml:space="preserve">Pop-up message and red border line for empty field of </w:t>
-      </w:r>
-      <w:r>
-        <w:rPr>
-          <w:bCs/>
-        </w:rPr>
-        <w:t>USERNAME</w:t>
-      </w:r>
-      <w:r>
-        <w:rPr>
-          <w:bCs/>
-        </w:rPr>
-        <w:t>.</w:t>
-      </w:r>
-    </w:p>
-    <w:p>
-      <w:pPr>
-        <w:rPr>
-          <w:bCs/>
-        </w:rPr>
-      </w:pPr>
-      <w:r>
-        <w:rPr>
-          <w:bCs/>
+        <w:t>Pop-up message and red border line for empty field of USERNAME.</w:t>
+      </w:r>
+    </w:p>
+    <w:p>
+      <w:pPr>
+        <w:rPr>
+          <w:bCs/>
+        </w:rPr>
+      </w:pPr>
+      <w:r>
+        <w:rPr>
+          <w:bCs/>
+          <w:noProof/>
         </w:rPr>
         <w:drawing>
           <wp:inline distT="0" distB="0" distL="0" distR="0" wp14:anchorId="3996EC87" wp14:editId="3901C5C2">
@@ -1370,6 +1320,7 @@
       <w:r>
         <w:rPr>
           <w:bCs/>
+          <w:noProof/>
         </w:rPr>
         <w:drawing>
           <wp:inline distT="0" distB="0" distL="0" distR="0" wp14:anchorId="22F03FC8" wp14:editId="0F772239">
@@ -1444,6 +1395,7 @@
       <w:r>
         <w:rPr>
           <w:bCs/>
+          <w:noProof/>
         </w:rPr>
         <w:drawing>
           <wp:inline distT="0" distB="0" distL="0" distR="0" wp14:anchorId="6BC13837" wp14:editId="7390A3A8">
@@ -1513,27 +1465,23 @@
       <w:pPr>
         <w:pStyle w:val="Heading2"/>
         <w:ind w:left="360"/>
-        <w:rPr>
-          <w:rFonts w:ascii="Times New Roman" w:eastAsia="Times New Roman" w:hAnsi="Times New Roman" w:cstheme="minorBidi"/>
-          <w:bCs/>
-          <w:color w:val="auto"/>
-          <w:sz w:val="28"/>
-          <w:szCs w:val="22"/>
-        </w:rPr>
       </w:pPr>
       <w:hyperlink r:id="rId13" w:history="1">
         <w:r>
           <w:rPr>
             <w:rStyle w:val="Hyperlink"/>
-            <w:rFonts w:ascii="Times New Roman" w:eastAsia="Times New Roman" w:hAnsi="Times New Roman" w:cstheme="minorBidi"/>
-            <w:bCs/>
-            <w:sz w:val="28"/>
-            <w:szCs w:val="22"/>
           </w:rPr>
-          <w:t>https://github.com/shiloni28/WDF.git</w:t>
+          <w:t>https://github.com/princemerja2/WDF/tree/main/Practical-</w:t>
+        </w:r>
+        <w:r>
+          <w:rPr>
+            <w:rStyle w:val="Hyperlink"/>
+          </w:rPr>
+          <w:t>4</w:t>
         </w:r>
       </w:hyperlink>
     </w:p>
+    <w:p/>
     <w:p>
       <w:pPr>
         <w:rPr>
@@ -1550,13 +1498,11 @@
         </w:rPr>
       </w:pPr>
       <w:proofErr w:type="spellStart"/>
-      <w:proofErr w:type="gramStart"/>
       <w:r>
         <w:rPr>
           <w:bCs/>
           <w:sz w:val="28"/>
         </w:rPr>
-        <w:lastRenderedPageBreak/>
         <w:t>E.</w:t>
       </w:r>
       <w:r>
@@ -1567,7 +1513,6 @@
         <w:t>Challenges</w:t>
       </w:r>
       <w:proofErr w:type="spellEnd"/>
-      <w:proofErr w:type="gramEnd"/>
       <w:r>
         <w:rPr>
           <w:bCs/>
@@ -1715,21 +1660,12 @@
           <w:bCs/>
         </w:rPr>
       </w:pPr>
-      <w:proofErr w:type="gramStart"/>
       <w:r>
         <w:rPr>
           <w:rFonts w:cs="Times New Roman"/>
           <w:bCs/>
         </w:rPr>
-        <w:t>So</w:t>
-      </w:r>
-      <w:proofErr w:type="gramEnd"/>
-      <w:r>
-        <w:rPr>
-          <w:rFonts w:cs="Times New Roman"/>
-          <w:bCs/>
-        </w:rPr>
-        <w:t xml:space="preserve"> then </w:t>
+        <w:t xml:space="preserve">So then </w:t>
       </w:r>
       <w:r>
         <w:rPr>
@@ -1862,7 +1798,6 @@
         </w:rPr>
       </w:pPr>
       <w:proofErr w:type="spellStart"/>
-      <w:proofErr w:type="gramStart"/>
       <w:r>
         <w:rPr>
           <w:rFonts w:ascii="Times New Roman" w:eastAsia="Times New Roman" w:hAnsi="Times New Roman" w:cstheme="minorBidi"/>
@@ -1874,7 +1809,6 @@
         <w:t>F.Learning</w:t>
       </w:r>
       <w:proofErr w:type="spellEnd"/>
-      <w:proofErr w:type="gramEnd"/>
       <w:r>
         <w:rPr>
           <w:rFonts w:ascii="Times New Roman" w:eastAsia="Times New Roman" w:hAnsi="Times New Roman" w:cstheme="minorBidi"/>
@@ -2042,7 +1976,6 @@
           <w:bCs/>
           <w:sz w:val="28"/>
         </w:rPr>
-        <w:lastRenderedPageBreak/>
         <w:t xml:space="preserve">Faculty Remarks: </w:t>
       </w:r>
     </w:p>
@@ -2105,7 +2038,10 @@
       <w:jc w:val="right"/>
     </w:pPr>
     <w:r>
-      <w:t xml:space="preserve">25DCE047                                                                                                                                        </w:t>
+      <w:t>25DCE057</w:t>
+    </w:r>
+    <w:r>
+      <w:t xml:space="preserve">                                                                                                                                        </w:t>
     </w:r>
     <w:sdt>
       <w:sdtPr>
@@ -4076,6 +4012,7 @@
   <w:style w:type="character" w:default="1" w:styleId="DefaultParagraphFont">
     <w:name w:val="Default Paragraph Font"/>
     <w:uiPriority w:val="1"/>
+    <w:semiHidden/>
     <w:unhideWhenUsed/>
   </w:style>
   <w:style w:type="table" w:default="1" w:styleId="TableNormal">
@@ -4479,6 +4416,18 @@
       <w:szCs w:val="20"/>
     </w:rPr>
   </w:style>
+  <w:style w:type="character" w:styleId="UnresolvedMention">
+    <w:name w:val="Unresolved Mention"/>
+    <w:basedOn w:val="DefaultParagraphFont"/>
+    <w:uiPriority w:val="99"/>
+    <w:semiHidden/>
+    <w:unhideWhenUsed/>
+    <w:rsid w:val="00760095"/>
+    <w:rPr>
+      <w:color w:val="605E5C"/>
+      <w:shd w:val="clear" w:color="auto" w:fill="E1DFDD"/>
+    </w:rPr>
+  </w:style>
 </w:styles>
 </file>
 
